--- a/13.misc concepts/log4j or llogback/loggers.docx
+++ b/13.misc concepts/log4j or llogback/loggers.docx
@@ -60,11 +60,13 @@
             <w:pPr>
               <w:cnfStyle w:val="100000000000" w:firstRow="1" w:lastRow="0" w:firstColumn="0" w:lastColumn="0" w:oddVBand="0" w:evenVBand="0" w:oddHBand="0" w:evenHBand="0" w:firstRowFirstColumn="0" w:firstRowLastColumn="0" w:lastRowFirstColumn="0" w:lastRowLastColumn="0"/>
               <w:rPr>
-                <w:sz w:val="24"/>
-              </w:rPr>
-            </w:pPr>
-            <w:r>
-              <w:rPr>
+                <w:color w:val="5B9BD5" w:themeColor="accent1"/>
+                <w:sz w:val="24"/>
+              </w:rPr>
+            </w:pPr>
+            <w:r>
+              <w:rPr>
+                <w:color w:val="5B9BD5" w:themeColor="accent1"/>
                 <w:sz w:val="24"/>
               </w:rPr>
               <w:t>logging.level.com.myapp.service=DEBUG</w:t>
@@ -142,7 +144,15 @@
               <w:rPr>
                 <w:sz w:val="24"/>
               </w:rPr>
-              <w:t xml:space="preserve">DEBUG </w:t>
+              <w:t>DEB</w:t>
+            </w:r>
+            <w:bookmarkStart w:id="0" w:name="_GoBack"/>
+            <w:bookmarkEnd w:id="0"/>
+            <w:r>
+              <w:rPr>
+                <w:sz w:val="24"/>
+              </w:rPr>
+              <w:t xml:space="preserve">UG </w:t>
             </w:r>
             <w:r>
               <w:rPr>
@@ -829,8 +839,6 @@
               </w:rPr>
               <w:t>advantages</w:t>
             </w:r>
-            <w:bookmarkStart w:id="0" w:name="_GoBack"/>
-            <w:bookmarkEnd w:id="0"/>
           </w:p>
           <w:p>
             <w:r>
@@ -2974,7 +2982,7 @@
 </file>
 
 <file path=customXml/itemProps1.xml><?xml version="1.0" encoding="utf-8"?>
-<ds:datastoreItem xmlns:ds="http://schemas.openxmlformats.org/officeDocument/2006/customXml" ds:itemID="{A86586D3-8DCB-431C-ACFB-E39237EEF5B5}">
+<ds:datastoreItem xmlns:ds="http://schemas.openxmlformats.org/officeDocument/2006/customXml" ds:itemID="{C3CEE4B2-38A5-4976-B3C6-D80AC0F04E9B}">
   <ds:schemaRefs>
     <ds:schemaRef ds:uri="http://schemas.openxmlformats.org/officeDocument/2006/bibliography"/>
   </ds:schemaRefs>

--- a/13.misc concepts/log4j or llogback/loggers.docx
+++ b/13.misc concepts/log4j or llogback/loggers.docx
@@ -26,13 +26,11 @@
             <w:pPr>
               <w:rPr>
                 <w:color w:val="70AD47" w:themeColor="accent6"/>
-                <w:sz w:val="24"/>
               </w:rPr>
             </w:pPr>
             <w:r>
               <w:rPr>
                 <w:color w:val="70AD47" w:themeColor="accent6"/>
-                <w:sz w:val="24"/>
               </w:rPr>
               <w:t>how to print debug logs only from certain package</w:t>
             </w:r>
@@ -46,7 +44,6 @@
             <w:r>
               <w:rPr>
                 <w:color w:val="70AD47" w:themeColor="accent6"/>
-                <w:sz w:val="24"/>
               </w:rPr>
               <w:t xml:space="preserve">from which package u want which type of loggers </w:t>
             </w:r>
@@ -61,13 +58,11 @@
               <w:cnfStyle w:val="100000000000" w:firstRow="1" w:lastRow="0" w:firstColumn="0" w:lastColumn="0" w:oddVBand="0" w:evenVBand="0" w:oddHBand="0" w:evenHBand="0" w:firstRowFirstColumn="0" w:firstRowLastColumn="0" w:lastRowFirstColumn="0" w:lastRowLastColumn="0"/>
               <w:rPr>
                 <w:color w:val="5B9BD5" w:themeColor="accent1"/>
-                <w:sz w:val="24"/>
               </w:rPr>
             </w:pPr>
             <w:r>
               <w:rPr>
                 <w:color w:val="5B9BD5" w:themeColor="accent1"/>
-                <w:sz w:val="24"/>
               </w:rPr>
               <w:t>logging.level.com.myapp.service=DEBUG</w:t>
             </w:r>
@@ -75,21 +70,14 @@
           <w:p>
             <w:pPr>
               <w:cnfStyle w:val="100000000000" w:firstRow="1" w:lastRow="0" w:firstColumn="0" w:lastColumn="0" w:oddVBand="0" w:evenVBand="0" w:oddHBand="0" w:evenHBand="0" w:firstRowFirstColumn="0" w:firstRowLastColumn="0" w:lastRowFirstColumn="0" w:lastRowLastColumn="0"/>
-              <w:rPr>
-                <w:sz w:val="24"/>
-              </w:rPr>
             </w:pPr>
             <w:r>
               <w:rPr>
                 <w:rFonts w:ascii="Segoe UI Symbol" w:hAnsi="Segoe UI Symbol" w:cs="Segoe UI Symbol"/>
-                <w:sz w:val="24"/>
               </w:rPr>
               <w:t>👉</w:t>
             </w:r>
             <w:r>
-              <w:rPr>
-                <w:sz w:val="24"/>
-              </w:rPr>
               <w:t xml:space="preserve"> Meaning:</w:t>
             </w:r>
           </w:p>
@@ -100,14 +88,8 @@
                 <w:numId w:val="2"/>
               </w:numPr>
               <w:cnfStyle w:val="100000000000" w:firstRow="1" w:lastRow="0" w:firstColumn="0" w:lastColumn="0" w:oddVBand="0" w:evenVBand="0" w:oddHBand="0" w:evenHBand="0" w:firstRowFirstColumn="0" w:firstRowLastColumn="0" w:lastRowFirstColumn="0" w:lastRowLastColumn="0"/>
-              <w:rPr>
-                <w:sz w:val="24"/>
-              </w:rPr>
-            </w:pPr>
-            <w:r>
-              <w:rPr>
-                <w:sz w:val="24"/>
-              </w:rPr>
+            </w:pPr>
+            <w:r>
               <w:t xml:space="preserve">All classes inside com.myapp.service </w:t>
             </w:r>
           </w:p>
@@ -118,14 +100,8 @@
                 <w:numId w:val="2"/>
               </w:numPr>
               <w:cnfStyle w:val="100000000000" w:firstRow="1" w:lastRow="0" w:firstColumn="0" w:lastColumn="0" w:oddVBand="0" w:evenVBand="0" w:oddHBand="0" w:evenHBand="0" w:firstRowFirstColumn="0" w:firstRowLastColumn="0" w:lastRowFirstColumn="0" w:lastRowLastColumn="0"/>
-              <w:rPr>
-                <w:sz w:val="24"/>
-              </w:rPr>
-            </w:pPr>
-            <w:r>
-              <w:rPr>
-                <w:sz w:val="24"/>
-              </w:rPr>
+            </w:pPr>
+            <w:r>
               <w:t xml:space="preserve">Will print logs of level: </w:t>
             </w:r>
           </w:p>
@@ -136,35 +112,17 @@
                 <w:numId w:val="2"/>
               </w:numPr>
               <w:cnfStyle w:val="100000000000" w:firstRow="1" w:lastRow="0" w:firstColumn="0" w:lastColumn="0" w:oddVBand="0" w:evenVBand="0" w:oddHBand="0" w:evenHBand="0" w:firstRowFirstColumn="0" w:firstRowLastColumn="0" w:lastRowFirstColumn="0" w:lastRowLastColumn="0"/>
-              <w:rPr>
-                <w:sz w:val="24"/>
-              </w:rPr>
-            </w:pPr>
-            <w:r>
-              <w:rPr>
-                <w:sz w:val="24"/>
-              </w:rPr>
-              <w:t>DEB</w:t>
-            </w:r>
-            <w:bookmarkStart w:id="0" w:name="_GoBack"/>
-            <w:bookmarkEnd w:id="0"/>
-            <w:r>
-              <w:rPr>
-                <w:sz w:val="24"/>
-              </w:rPr>
-              <w:t xml:space="preserve">UG </w:t>
+            </w:pPr>
+            <w:r>
+              <w:t xml:space="preserve">DEBUG </w:t>
             </w:r>
             <w:r>
               <w:rPr>
                 <w:rFonts w:ascii="Segoe UI Symbol" w:hAnsi="Segoe UI Symbol" w:cs="Segoe UI Symbol"/>
-                <w:sz w:val="24"/>
               </w:rPr>
               <w:t>✅</w:t>
             </w:r>
             <w:r>
-              <w:rPr>
-                <w:sz w:val="24"/>
-              </w:rPr>
               <w:t xml:space="preserve"> </w:t>
             </w:r>
           </w:p>
@@ -175,27 +133,17 @@
                 <w:numId w:val="2"/>
               </w:numPr>
               <w:cnfStyle w:val="100000000000" w:firstRow="1" w:lastRow="0" w:firstColumn="0" w:lastColumn="0" w:oddVBand="0" w:evenVBand="0" w:oddHBand="0" w:evenHBand="0" w:firstRowFirstColumn="0" w:firstRowLastColumn="0" w:lastRowFirstColumn="0" w:lastRowLastColumn="0"/>
-              <w:rPr>
-                <w:sz w:val="24"/>
-              </w:rPr>
-            </w:pPr>
-            <w:r>
-              <w:rPr>
-                <w:sz w:val="24"/>
-              </w:rPr>
+            </w:pPr>
+            <w:r>
               <w:t xml:space="preserve">INFO </w:t>
             </w:r>
             <w:r>
               <w:rPr>
                 <w:rFonts w:ascii="Segoe UI Symbol" w:hAnsi="Segoe UI Symbol" w:cs="Segoe UI Symbol"/>
-                <w:sz w:val="24"/>
               </w:rPr>
               <w:t>✅</w:t>
             </w:r>
             <w:r>
-              <w:rPr>
-                <w:sz w:val="24"/>
-              </w:rPr>
               <w:t xml:space="preserve"> </w:t>
             </w:r>
           </w:p>
@@ -206,27 +154,17 @@
                 <w:numId w:val="2"/>
               </w:numPr>
               <w:cnfStyle w:val="100000000000" w:firstRow="1" w:lastRow="0" w:firstColumn="0" w:lastColumn="0" w:oddVBand="0" w:evenVBand="0" w:oddHBand="0" w:evenHBand="0" w:firstRowFirstColumn="0" w:firstRowLastColumn="0" w:lastRowFirstColumn="0" w:lastRowLastColumn="0"/>
-              <w:rPr>
-                <w:sz w:val="24"/>
-              </w:rPr>
-            </w:pPr>
-            <w:r>
-              <w:rPr>
-                <w:sz w:val="24"/>
-              </w:rPr>
+            </w:pPr>
+            <w:r>
               <w:t xml:space="preserve">WARN </w:t>
             </w:r>
             <w:r>
               <w:rPr>
                 <w:rFonts w:ascii="Segoe UI Symbol" w:hAnsi="Segoe UI Symbol" w:cs="Segoe UI Symbol"/>
-                <w:sz w:val="24"/>
               </w:rPr>
               <w:t>✅</w:t>
             </w:r>
             <w:r>
-              <w:rPr>
-                <w:sz w:val="24"/>
-              </w:rPr>
               <w:t xml:space="preserve"> </w:t>
             </w:r>
           </w:p>
@@ -237,42 +175,28 @@
                 <w:numId w:val="2"/>
               </w:numPr>
               <w:cnfStyle w:val="100000000000" w:firstRow="1" w:lastRow="0" w:firstColumn="0" w:lastColumn="0" w:oddVBand="0" w:evenVBand="0" w:oddHBand="0" w:evenHBand="0" w:firstRowFirstColumn="0" w:firstRowLastColumn="0" w:lastRowFirstColumn="0" w:lastRowLastColumn="0"/>
-              <w:rPr>
-                <w:sz w:val="24"/>
-              </w:rPr>
-            </w:pPr>
-            <w:r>
-              <w:rPr>
-                <w:sz w:val="24"/>
-              </w:rPr>
+            </w:pPr>
+            <w:r>
               <w:t xml:space="preserve">ERROR </w:t>
             </w:r>
             <w:r>
               <w:rPr>
                 <w:rFonts w:ascii="Segoe UI Symbol" w:hAnsi="Segoe UI Symbol" w:cs="Segoe UI Symbol"/>
-                <w:sz w:val="24"/>
               </w:rPr>
               <w:t>✅</w:t>
             </w:r>
             <w:r>
-              <w:rPr>
-                <w:sz w:val="24"/>
-              </w:rPr>
               <w:t xml:space="preserve"> </w:t>
             </w:r>
           </w:p>
           <w:p>
             <w:pPr>
               <w:cnfStyle w:val="100000000000" w:firstRow="1" w:lastRow="0" w:firstColumn="0" w:lastColumn="0" w:oddVBand="0" w:evenVBand="0" w:oddHBand="0" w:evenHBand="0" w:firstRowFirstColumn="0" w:firstRowLastColumn="0" w:lastRowFirstColumn="0" w:lastRowLastColumn="0"/>
-              <w:rPr>
-                <w:sz w:val="24"/>
-              </w:rPr>
             </w:pPr>
             <w:r>
               <w:rPr>
                 <w:b w:val="0"/>
                 <w:bCs w:val="0"/>
-                <w:sz w:val="24"/>
               </w:rPr>
               <w:pict>
                 <v:rect id="_x0000_i1025" style="width:0;height:1.5pt" o:hralign="center" o:hrstd="t" o:hr="t" fillcolor="#a0a0a0" stroked="f"/>
@@ -282,21 +206,14 @@
           <w:p>
             <w:pPr>
               <w:cnfStyle w:val="100000000000" w:firstRow="1" w:lastRow="0" w:firstColumn="0" w:lastColumn="0" w:oddVBand="0" w:evenVBand="0" w:oddHBand="0" w:evenHBand="0" w:firstRowFirstColumn="0" w:firstRowLastColumn="0" w:lastRowFirstColumn="0" w:lastRowLastColumn="0"/>
-              <w:rPr>
-                <w:sz w:val="24"/>
-              </w:rPr>
             </w:pPr>
             <w:r>
               <w:rPr>
                 <w:rFonts w:cs="Comic Sans MS"/>
-                <w:sz w:val="24"/>
               </w:rPr>
               <w:t>🧠</w:t>
             </w:r>
             <w:r>
-              <w:rPr>
-                <w:sz w:val="24"/>
-              </w:rPr>
               <w:t xml:space="preserve"> Log Level Hierarchy (VERY IMPORTANT)</w:t>
             </w:r>
           </w:p>
@@ -305,13 +222,11 @@
               <w:cnfStyle w:val="100000000000" w:firstRow="1" w:lastRow="0" w:firstColumn="0" w:lastColumn="0" w:oddVBand="0" w:evenVBand="0" w:oddHBand="0" w:evenHBand="0" w:firstRowFirstColumn="0" w:firstRowLastColumn="0" w:lastRowFirstColumn="0" w:lastRowLastColumn="0"/>
               <w:rPr>
                 <w:color w:val="70AD47" w:themeColor="accent6"/>
-                <w:sz w:val="24"/>
               </w:rPr>
             </w:pPr>
             <w:r>
               <w:rPr>
                 <w:color w:val="70AD47" w:themeColor="accent6"/>
-                <w:sz w:val="24"/>
               </w:rPr>
               <w:t>TRACE &lt; DEBUG &lt; INFO &lt; WARN &lt; ERROR</w:t>
             </w:r>
@@ -319,35 +234,22 @@
           <w:p>
             <w:pPr>
               <w:cnfStyle w:val="100000000000" w:firstRow="1" w:lastRow="0" w:firstColumn="0" w:lastColumn="0" w:oddVBand="0" w:evenVBand="0" w:oddHBand="0" w:evenHBand="0" w:firstRowFirstColumn="0" w:firstRowLastColumn="0" w:lastRowFirstColumn="0" w:lastRowLastColumn="0"/>
-              <w:rPr>
-                <w:sz w:val="24"/>
-              </w:rPr>
             </w:pPr>
             <w:r>
               <w:rPr>
                 <w:rFonts w:ascii="Segoe UI Symbol" w:hAnsi="Segoe UI Symbol" w:cs="Segoe UI Symbol"/>
-                <w:sz w:val="24"/>
               </w:rPr>
               <w:t>👉</w:t>
             </w:r>
             <w:r>
-              <w:rPr>
-                <w:sz w:val="24"/>
-              </w:rPr>
               <w:t xml:space="preserve"> If you set:</w:t>
             </w:r>
           </w:p>
           <w:p>
             <w:pPr>
               <w:cnfStyle w:val="100000000000" w:firstRow="1" w:lastRow="0" w:firstColumn="0" w:lastColumn="0" w:oddVBand="0" w:evenVBand="0" w:oddHBand="0" w:evenHBand="0" w:firstRowFirstColumn="0" w:firstRowLastColumn="0" w:lastRowFirstColumn="0" w:lastRowLastColumn="0"/>
-              <w:rPr>
-                <w:sz w:val="24"/>
-              </w:rPr>
-            </w:pPr>
-            <w:r>
-              <w:rPr>
-                <w:sz w:val="24"/>
-              </w:rPr>
+            </w:pPr>
+            <w:r>
               <w:t>INFO</w:t>
             </w:r>
           </w:p>
@@ -358,27 +260,17 @@
                 <w:numId w:val="3"/>
               </w:numPr>
               <w:cnfStyle w:val="100000000000" w:firstRow="1" w:lastRow="0" w:firstColumn="0" w:lastColumn="0" w:oddVBand="0" w:evenVBand="0" w:oddHBand="0" w:evenHBand="0" w:firstRowFirstColumn="0" w:firstRowLastColumn="0" w:lastRowFirstColumn="0" w:lastRowLastColumn="0"/>
-              <w:rPr>
-                <w:sz w:val="24"/>
-              </w:rPr>
-            </w:pPr>
-            <w:r>
-              <w:rPr>
-                <w:sz w:val="24"/>
-              </w:rPr>
+            </w:pPr>
+            <w:r>
               <w:t xml:space="preserve">INFO </w:t>
             </w:r>
             <w:r>
               <w:rPr>
                 <w:rFonts w:ascii="Segoe UI Symbol" w:hAnsi="Segoe UI Symbol" w:cs="Segoe UI Symbol"/>
-                <w:sz w:val="24"/>
               </w:rPr>
               <w:t>✅</w:t>
             </w:r>
             <w:r>
-              <w:rPr>
-                <w:sz w:val="24"/>
-              </w:rPr>
               <w:t xml:space="preserve"> </w:t>
             </w:r>
           </w:p>
@@ -389,27 +281,17 @@
                 <w:numId w:val="3"/>
               </w:numPr>
               <w:cnfStyle w:val="100000000000" w:firstRow="1" w:lastRow="0" w:firstColumn="0" w:lastColumn="0" w:oddVBand="0" w:evenVBand="0" w:oddHBand="0" w:evenHBand="0" w:firstRowFirstColumn="0" w:firstRowLastColumn="0" w:lastRowFirstColumn="0" w:lastRowLastColumn="0"/>
-              <w:rPr>
-                <w:sz w:val="24"/>
-              </w:rPr>
-            </w:pPr>
-            <w:r>
-              <w:rPr>
-                <w:sz w:val="24"/>
-              </w:rPr>
+            </w:pPr>
+            <w:r>
               <w:t xml:space="preserve">WARN </w:t>
             </w:r>
             <w:r>
               <w:rPr>
                 <w:rFonts w:ascii="Segoe UI Symbol" w:hAnsi="Segoe UI Symbol" w:cs="Segoe UI Symbol"/>
-                <w:sz w:val="24"/>
               </w:rPr>
               <w:t>✅</w:t>
             </w:r>
             <w:r>
-              <w:rPr>
-                <w:sz w:val="24"/>
-              </w:rPr>
               <w:t xml:space="preserve"> </w:t>
             </w:r>
           </w:p>
@@ -420,27 +302,17 @@
                 <w:numId w:val="3"/>
               </w:numPr>
               <w:cnfStyle w:val="100000000000" w:firstRow="1" w:lastRow="0" w:firstColumn="0" w:lastColumn="0" w:oddVBand="0" w:evenVBand="0" w:oddHBand="0" w:evenHBand="0" w:firstRowFirstColumn="0" w:firstRowLastColumn="0" w:lastRowFirstColumn="0" w:lastRowLastColumn="0"/>
-              <w:rPr>
-                <w:sz w:val="24"/>
-              </w:rPr>
-            </w:pPr>
-            <w:r>
-              <w:rPr>
-                <w:sz w:val="24"/>
-              </w:rPr>
+            </w:pPr>
+            <w:r>
               <w:t xml:space="preserve">ERROR </w:t>
             </w:r>
             <w:r>
               <w:rPr>
                 <w:rFonts w:ascii="Segoe UI Symbol" w:hAnsi="Segoe UI Symbol" w:cs="Segoe UI Symbol"/>
-                <w:sz w:val="24"/>
               </w:rPr>
               <w:t>✅</w:t>
             </w:r>
             <w:r>
-              <w:rPr>
-                <w:sz w:val="24"/>
-              </w:rPr>
               <w:t xml:space="preserve"> </w:t>
             </w:r>
           </w:p>
@@ -451,42 +323,28 @@
                 <w:numId w:val="3"/>
               </w:numPr>
               <w:cnfStyle w:val="100000000000" w:firstRow="1" w:lastRow="0" w:firstColumn="0" w:lastColumn="0" w:oddVBand="0" w:evenVBand="0" w:oddHBand="0" w:evenHBand="0" w:firstRowFirstColumn="0" w:firstRowLastColumn="0" w:lastRowFirstColumn="0" w:lastRowLastColumn="0"/>
-              <w:rPr>
-                <w:sz w:val="24"/>
-              </w:rPr>
-            </w:pPr>
-            <w:r>
-              <w:rPr>
-                <w:sz w:val="24"/>
-              </w:rPr>
+            </w:pPr>
+            <w:r>
               <w:t xml:space="preserve">DEBUG </w:t>
             </w:r>
             <w:r>
               <w:rPr>
                 <w:rFonts w:ascii="Segoe UI Symbol" w:hAnsi="Segoe UI Symbol" w:cs="Segoe UI Symbol"/>
-                <w:sz w:val="24"/>
               </w:rPr>
               <w:t>❌</w:t>
             </w:r>
             <w:r>
-              <w:rPr>
-                <w:sz w:val="24"/>
-              </w:rPr>
               <w:t xml:space="preserve"> </w:t>
             </w:r>
           </w:p>
           <w:p>
             <w:pPr>
               <w:cnfStyle w:val="100000000000" w:firstRow="1" w:lastRow="0" w:firstColumn="0" w:lastColumn="0" w:oddVBand="0" w:evenVBand="0" w:oddHBand="0" w:evenHBand="0" w:firstRowFirstColumn="0" w:firstRowLastColumn="0" w:lastRowFirstColumn="0" w:lastRowLastColumn="0"/>
-              <w:rPr>
-                <w:sz w:val="24"/>
-              </w:rPr>
             </w:pPr>
             <w:r>
               <w:rPr>
                 <w:b w:val="0"/>
                 <w:bCs w:val="0"/>
-                <w:sz w:val="24"/>
               </w:rPr>
               <w:pict>
                 <v:rect id="_x0000_i1026" style="width:0;height:1.5pt" o:hralign="center" o:hrstd="t" o:hr="t" fillcolor="#a0a0a0" stroked="f"/>
@@ -496,14 +354,8 @@
           <w:p>
             <w:pPr>
               <w:cnfStyle w:val="100000000000" w:firstRow="1" w:lastRow="0" w:firstColumn="0" w:lastColumn="0" w:oddVBand="0" w:evenVBand="0" w:oddHBand="0" w:evenHBand="0" w:firstRowFirstColumn="0" w:firstRowLastColumn="0" w:lastRowFirstColumn="0" w:lastRowLastColumn="0"/>
-              <w:rPr>
-                <w:sz w:val="24"/>
-              </w:rPr>
-            </w:pPr>
-            <w:r>
-              <w:rPr>
-                <w:sz w:val="24"/>
-              </w:rPr>
+            </w:pPr>
+            <w:r>
               <w:t>DEBUG</w:t>
             </w:r>
           </w:p>
@@ -514,27 +366,17 @@
                 <w:numId w:val="4"/>
               </w:numPr>
               <w:cnfStyle w:val="100000000000" w:firstRow="1" w:lastRow="0" w:firstColumn="0" w:lastColumn="0" w:oddVBand="0" w:evenVBand="0" w:oddHBand="0" w:evenHBand="0" w:firstRowFirstColumn="0" w:firstRowLastColumn="0" w:lastRowFirstColumn="0" w:lastRowLastColumn="0"/>
-              <w:rPr>
-                <w:sz w:val="24"/>
-              </w:rPr>
-            </w:pPr>
-            <w:r>
-              <w:rPr>
-                <w:sz w:val="24"/>
-              </w:rPr>
+            </w:pPr>
+            <w:r>
               <w:t xml:space="preserve">DEBUG </w:t>
             </w:r>
             <w:r>
               <w:rPr>
                 <w:rFonts w:ascii="Segoe UI Symbol" w:hAnsi="Segoe UI Symbol" w:cs="Segoe UI Symbol"/>
-                <w:sz w:val="24"/>
               </w:rPr>
               <w:t>✅</w:t>
             </w:r>
             <w:r>
-              <w:rPr>
-                <w:sz w:val="24"/>
-              </w:rPr>
               <w:t xml:space="preserve"> </w:t>
             </w:r>
           </w:p>
@@ -545,27 +387,17 @@
                 <w:numId w:val="4"/>
               </w:numPr>
               <w:cnfStyle w:val="100000000000" w:firstRow="1" w:lastRow="0" w:firstColumn="0" w:lastColumn="0" w:oddVBand="0" w:evenVBand="0" w:oddHBand="0" w:evenHBand="0" w:firstRowFirstColumn="0" w:firstRowLastColumn="0" w:lastRowFirstColumn="0" w:lastRowLastColumn="0"/>
-              <w:rPr>
-                <w:sz w:val="24"/>
-              </w:rPr>
-            </w:pPr>
-            <w:r>
-              <w:rPr>
-                <w:sz w:val="24"/>
-              </w:rPr>
+            </w:pPr>
+            <w:r>
               <w:t xml:space="preserve">INFO </w:t>
             </w:r>
             <w:r>
               <w:rPr>
                 <w:rFonts w:ascii="Segoe UI Symbol" w:hAnsi="Segoe UI Symbol" w:cs="Segoe UI Symbol"/>
-                <w:sz w:val="24"/>
               </w:rPr>
               <w:t>✅</w:t>
             </w:r>
             <w:r>
-              <w:rPr>
-                <w:sz w:val="24"/>
-              </w:rPr>
               <w:t xml:space="preserve"> </w:t>
             </w:r>
           </w:p>
@@ -576,27 +408,17 @@
                 <w:numId w:val="4"/>
               </w:numPr>
               <w:cnfStyle w:val="100000000000" w:firstRow="1" w:lastRow="0" w:firstColumn="0" w:lastColumn="0" w:oddVBand="0" w:evenVBand="0" w:oddHBand="0" w:evenHBand="0" w:firstRowFirstColumn="0" w:firstRowLastColumn="0" w:lastRowFirstColumn="0" w:lastRowLastColumn="0"/>
-              <w:rPr>
-                <w:sz w:val="24"/>
-              </w:rPr>
-            </w:pPr>
-            <w:r>
-              <w:rPr>
-                <w:sz w:val="24"/>
-              </w:rPr>
+            </w:pPr>
+            <w:r>
               <w:t xml:space="preserve">WARN </w:t>
             </w:r>
             <w:r>
               <w:rPr>
                 <w:rFonts w:ascii="Segoe UI Symbol" w:hAnsi="Segoe UI Symbol" w:cs="Segoe UI Symbol"/>
-                <w:sz w:val="24"/>
               </w:rPr>
               <w:t>✅</w:t>
             </w:r>
             <w:r>
-              <w:rPr>
-                <w:sz w:val="24"/>
-              </w:rPr>
               <w:t xml:space="preserve"> </w:t>
             </w:r>
           </w:p>
@@ -607,27 +429,17 @@
                 <w:numId w:val="4"/>
               </w:numPr>
               <w:cnfStyle w:val="100000000000" w:firstRow="1" w:lastRow="0" w:firstColumn="0" w:lastColumn="0" w:oddVBand="0" w:evenVBand="0" w:oddHBand="0" w:evenHBand="0" w:firstRowFirstColumn="0" w:firstRowLastColumn="0" w:lastRowFirstColumn="0" w:lastRowLastColumn="0"/>
-              <w:rPr>
-                <w:sz w:val="24"/>
-              </w:rPr>
-            </w:pPr>
-            <w:r>
-              <w:rPr>
-                <w:sz w:val="24"/>
-              </w:rPr>
+            </w:pPr>
+            <w:r>
               <w:t xml:space="preserve">ERROR </w:t>
             </w:r>
             <w:r>
               <w:rPr>
                 <w:rFonts w:ascii="Segoe UI Symbol" w:hAnsi="Segoe UI Symbol" w:cs="Segoe UI Symbol"/>
-                <w:sz w:val="24"/>
               </w:rPr>
               <w:t>✅</w:t>
             </w:r>
             <w:r>
-              <w:rPr>
-                <w:sz w:val="24"/>
-              </w:rPr>
               <w:t xml:space="preserve"> </w:t>
             </w:r>
           </w:p>
@@ -644,42 +456,28 @@
           <w:p>
             <w:pPr>
               <w:cnfStyle w:val="100000000000" w:firstRow="1" w:lastRow="0" w:firstColumn="0" w:lastColumn="0" w:oddVBand="0" w:evenVBand="0" w:oddHBand="0" w:evenHBand="0" w:firstRowFirstColumn="0" w:firstRowLastColumn="0" w:lastRowFirstColumn="0" w:lastRowLastColumn="0"/>
-              <w:rPr>
-                <w:sz w:val="24"/>
-              </w:rPr>
             </w:pPr>
             <w:r>
               <w:rPr>
                 <w:rFonts w:ascii="Segoe UI Symbol" w:hAnsi="Segoe UI Symbol" w:cs="Segoe UI Symbol"/>
-                <w:sz w:val="24"/>
               </w:rPr>
               <w:t>⚠</w:t>
             </w:r>
             <w:r>
-              <w:rPr>
-                <w:sz w:val="24"/>
-              </w:rPr>
               <w:t>️ Common Mistakes</w:t>
             </w:r>
           </w:p>
           <w:p>
             <w:pPr>
               <w:cnfStyle w:val="100000000000" w:firstRow="1" w:lastRow="0" w:firstColumn="0" w:lastColumn="0" w:oddVBand="0" w:evenVBand="0" w:oddHBand="0" w:evenHBand="0" w:firstRowFirstColumn="0" w:firstRowLastColumn="0" w:lastRowFirstColumn="0" w:lastRowLastColumn="0"/>
-              <w:rPr>
-                <w:sz w:val="24"/>
-              </w:rPr>
             </w:pPr>
             <w:r>
               <w:rPr>
                 <w:rFonts w:ascii="Segoe UI Symbol" w:hAnsi="Segoe UI Symbol" w:cs="Segoe UI Symbol"/>
-                <w:sz w:val="24"/>
               </w:rPr>
               <w:t>❌</w:t>
             </w:r>
             <w:r>
-              <w:rPr>
-                <w:sz w:val="24"/>
-              </w:rPr>
               <w:t xml:space="preserve"> Setting root to DEBUG in production</w:t>
             </w:r>
           </w:p>
@@ -688,13 +486,11 @@
               <w:cnfStyle w:val="100000000000" w:firstRow="1" w:lastRow="0" w:firstColumn="0" w:lastColumn="0" w:oddVBand="0" w:evenVBand="0" w:oddHBand="0" w:evenHBand="0" w:firstRowFirstColumn="0" w:firstRowLastColumn="0" w:lastRowFirstColumn="0" w:lastRowLastColumn="0"/>
               <w:rPr>
                 <w:b w:val="0"/>
-                <w:sz w:val="24"/>
               </w:rPr>
             </w:pPr>
             <w:r>
               <w:rPr>
                 <w:b w:val="0"/>
-                <w:sz w:val="24"/>
               </w:rPr>
               <w:t>logging.level.root=DEBUG</w:t>
             </w:r>
@@ -702,43 +498,29 @@
           <w:p>
             <w:pPr>
               <w:cnfStyle w:val="100000000000" w:firstRow="1" w:lastRow="0" w:firstColumn="0" w:lastColumn="0" w:oddVBand="0" w:evenVBand="0" w:oddHBand="0" w:evenHBand="0" w:firstRowFirstColumn="0" w:firstRowLastColumn="0" w:lastRowFirstColumn="0" w:lastRowLastColumn="0"/>
-              <w:rPr>
-                <w:sz w:val="24"/>
-              </w:rPr>
             </w:pPr>
             <w:r>
               <w:rPr>
                 <w:rFonts w:ascii="Segoe UI Symbol" w:hAnsi="Segoe UI Symbol" w:cs="Segoe UI Symbol"/>
-                <w:sz w:val="24"/>
               </w:rPr>
               <w:t>👉</w:t>
             </w:r>
             <w:r>
-              <w:rPr>
-                <w:sz w:val="24"/>
-              </w:rPr>
               <w:t xml:space="preserve"> Too many logs </w:t>
             </w:r>
             <w:r>
               <w:rPr>
                 <w:rFonts w:ascii="Times New Roman" w:hAnsi="Times New Roman" w:cs="Times New Roman"/>
-                <w:sz w:val="24"/>
               </w:rPr>
               <w:t>→</w:t>
             </w:r>
             <w:r>
-              <w:rPr>
-                <w:sz w:val="24"/>
-              </w:rPr>
               <w:t xml:space="preserve"> performance + storage issues</w:t>
             </w:r>
           </w:p>
           <w:p>
             <w:pPr>
               <w:cnfStyle w:val="100000000000" w:firstRow="1" w:lastRow="0" w:firstColumn="0" w:lastColumn="0" w:oddVBand="0" w:evenVBand="0" w:oddHBand="0" w:evenHBand="0" w:firstRowFirstColumn="0" w:firstRowLastColumn="0" w:lastRowFirstColumn="0" w:lastRowLastColumn="0"/>
-              <w:rPr>
-                <w:sz w:val="24"/>
-              </w:rPr>
             </w:pPr>
           </w:p>
         </w:tc>
@@ -770,49 +552,74 @@
             <w:tcW w:w="11515" w:type="dxa"/>
           </w:tcPr>
           <w:p>
-            <w:r>
-              <w:t xml:space="preserve">1) add jars slf4j(main interface jar ) , add implementation jars like (logback or log4j), add lombok </w:t>
-            </w:r>
-            <w:r>
-              <w:t xml:space="preserve">jars also this lombok jar will gives us </w:t>
-            </w:r>
-            <w:r>
-              <w:t xml:space="preserve">anno @Slf4j u can use on top of class so that u dont need to write the line called </w:t>
-            </w:r>
-          </w:p>
-          <w:p>
-            <w:r>
-              <w:t>private static final Logger log = LoggerFactory.getLogger(ClassName.class); //means bec of this annotation only this single line will come automatically</w:t>
-            </w:r>
-          </w:p>
-          <w:p/>
-          <w:p>
-            <w:r>
-              <w:t xml:space="preserve">note- since spring is using logback, u also use logback, spring is already providing logback so no need of external jars, </w:t>
-            </w:r>
-          </w:p>
-          <w:p>
-            <w:r>
-              <w:t>2) configure logback.xml</w:t>
-            </w:r>
-          </w:p>
-          <w:p/>
-          <w:p/>
-          <w:p/>
-          <w:p>
-            <w:r>
-              <w:lastRenderedPageBreak/>
-              <w:t>if u want to print all logs from a particular package use like below</w:t>
-            </w:r>
-          </w:p>
-          <w:p>
-            <w:r>
-              <w:t>now all the logs from that pacakge will definitely print</w:t>
-            </w:r>
-          </w:p>
-          <w:p>
-            <w:r>
-              <w:t>logging.level.org.apache.cxf=INFO</w:t>
+            <w:pPr>
+              <w:rPr>
+                <w:color w:val="70AD47" w:themeColor="accent6"/>
+              </w:rPr>
+            </w:pPr>
+            <w:r>
+              <w:rPr>
+                <w:color w:val="70AD47" w:themeColor="accent6"/>
+              </w:rPr>
+              <w:t>most famous feature of log4j is logging using {} placeholders</w:t>
+            </w:r>
+          </w:p>
+          <w:p>
+            <w:r>
+              <w:t>In Java logging frameworks like:</w:t>
+            </w:r>
+          </w:p>
+          <w:p>
+            <w:pPr>
+              <w:numPr>
+                <w:ilvl w:val="0"/>
+                <w:numId w:val="5"/>
+              </w:numPr>
+            </w:pPr>
+            <w:r>
+              <w:t xml:space="preserve">SLF4J </w:t>
+            </w:r>
+          </w:p>
+          <w:p>
+            <w:pPr>
+              <w:numPr>
+                <w:ilvl w:val="0"/>
+                <w:numId w:val="5"/>
+              </w:numPr>
+            </w:pPr>
+            <w:r>
+              <w:t xml:space="preserve">Logback </w:t>
+            </w:r>
+          </w:p>
+          <w:p>
+            <w:pPr>
+              <w:numPr>
+                <w:ilvl w:val="0"/>
+                <w:numId w:val="5"/>
+              </w:numPr>
+            </w:pPr>
+            <w:r>
+              <w:t xml:space="preserve">Log4j2 </w:t>
+            </w:r>
+          </w:p>
+          <w:p>
+            <w:r>
+              <w:t xml:space="preserve">{} is used as a </w:t>
+            </w:r>
+            <w:r>
+              <w:rPr>
+                <w:b/>
+                <w:bCs/>
+              </w:rPr>
+              <w:t>placeholder</w:t>
+            </w:r>
+            <w:r>
+              <w:t xml:space="preserve"> for variables.</w:t>
+            </w:r>
+          </w:p>
+          <w:p>
+            <w:r>
+              <w:t>This is the preferred professional logging style.</w:t>
             </w:r>
           </w:p>
         </w:tc>
@@ -823,6 +630,127 @@
           <w:p>
             <w:pPr>
               <w:rPr>
+                <w:b/>
+                <w:bCs/>
+              </w:rPr>
+            </w:pPr>
+            <w:r>
+              <w:rPr>
+                <w:b/>
+                <w:bCs/>
+              </w:rPr>
+              <w:t>Example</w:t>
+            </w:r>
+          </w:p>
+          <w:p>
+            <w:pPr>
+              <w:rPr>
+                <w:color w:val="70AD47" w:themeColor="accent6"/>
+              </w:rPr>
+            </w:pPr>
+            <w:bookmarkStart w:id="0" w:name="_GoBack"/>
+            <w:r>
+              <w:rPr>
+                <w:color w:val="70AD47" w:themeColor="accent6"/>
+              </w:rPr>
+              <w:t>logger.info("User {} logged in", userId);</w:t>
+            </w:r>
+          </w:p>
+          <w:bookmarkEnd w:id="0"/>
+          <w:p>
+            <w:r>
+              <w:t>If:</w:t>
+            </w:r>
+          </w:p>
+          <w:p>
+            <w:r>
+              <w:t>userId = "mani123";</w:t>
+            </w:r>
+          </w:p>
+          <w:p>
+            <w:r>
+              <w:t>Output:</w:t>
+            </w:r>
+          </w:p>
+          <w:p>
+            <w:r>
+              <w:t>User mani123 logged in</w:t>
+            </w:r>
+          </w:p>
+          <w:p/>
+        </w:tc>
+      </w:tr>
+    </w:tbl>
+    <w:p/>
+    <w:tbl>
+      <w:tblPr>
+        <w:tblStyle w:val="TableGrid"/>
+        <w:tblW w:w="0" w:type="auto"/>
+        <w:tblLook w:val="04A0" w:firstRow="1" w:lastRow="0" w:firstColumn="1" w:lastColumn="0" w:noHBand="0" w:noVBand="1"/>
+      </w:tblPr>
+      <w:tblGrid>
+        <w:gridCol w:w="11515"/>
+        <w:gridCol w:w="11515"/>
+      </w:tblGrid>
+      <w:tr>
+        <w:tc>
+          <w:tcPr>
+            <w:tcW w:w="11515" w:type="dxa"/>
+          </w:tcPr>
+          <w:p>
+            <w:r>
+              <w:t xml:space="preserve">1) add jars slf4j(main interface jar ) , add implementation jars like (logback or log4j), add lombok </w:t>
+            </w:r>
+            <w:r>
+              <w:t xml:space="preserve">jars also this lombok jar will gives us </w:t>
+            </w:r>
+            <w:r>
+              <w:t xml:space="preserve">anno @Slf4j u can use on top of class so that u dont need to write the line called </w:t>
+            </w:r>
+          </w:p>
+          <w:p>
+            <w:r>
+              <w:t>private static final Logger log = LoggerFactory.getLogger(ClassName.class); //means bec of this annotation only this single line will come automatically</w:t>
+            </w:r>
+          </w:p>
+          <w:p/>
+          <w:p>
+            <w:r>
+              <w:lastRenderedPageBreak/>
+              <w:t xml:space="preserve">note- since spring is using logback, u also use logback, spring is already providing logback so no need of external jars, </w:t>
+            </w:r>
+          </w:p>
+          <w:p>
+            <w:r>
+              <w:t>2) configure logback.xml</w:t>
+            </w:r>
+          </w:p>
+          <w:p/>
+          <w:p/>
+          <w:p/>
+          <w:p>
+            <w:r>
+              <w:t>if u want to print all logs from a particular package use like below</w:t>
+            </w:r>
+          </w:p>
+          <w:p>
+            <w:r>
+              <w:t>now all the logs from that pacakge will definitely print</w:t>
+            </w:r>
+          </w:p>
+          <w:p>
+            <w:r>
+              <w:t>logging.level.org.apache.cxf=INFO</w:t>
+            </w:r>
+          </w:p>
+        </w:tc>
+        <w:tc>
+          <w:tcPr>
+            <w:tcW w:w="11515" w:type="dxa"/>
+          </w:tcPr>
+          <w:p>
+            <w:pPr>
+              <w:rPr>
                 <w:color w:val="70AD47" w:themeColor="accent6"/>
               </w:rPr>
             </w:pPr>
@@ -880,6 +808,7 @@
               <w:rPr>
                 <w:rFonts w:ascii="Segoe UI Symbol" w:hAnsi="Segoe UI Symbol" w:cs="Segoe UI Symbol"/>
               </w:rPr>
+              <w:lastRenderedPageBreak/>
               <w:t>✅</w:t>
             </w:r>
             <w:r>
@@ -913,7 +842,6 @@
           <w:p/>
           <w:p>
             <w:r>
-              <w:lastRenderedPageBreak/>
               <w:t xml:space="preserve">    public void process() {</w:t>
             </w:r>
           </w:p>
@@ -928,6 +856,39 @@
               <w:t>.info("Processing started");</w:t>
             </w:r>
           </w:p>
+          <w:p>
+            <w:pPr>
+              <w:tabs>
+                <w:tab w:val="left" w:pos="916"/>
+                <w:tab w:val="left" w:pos="1832"/>
+                <w:tab w:val="left" w:pos="2748"/>
+                <w:tab w:val="left" w:pos="3664"/>
+                <w:tab w:val="left" w:pos="4580"/>
+                <w:tab w:val="left" w:pos="5496"/>
+                <w:tab w:val="left" w:pos="6412"/>
+                <w:tab w:val="left" w:pos="7328"/>
+                <w:tab w:val="left" w:pos="8244"/>
+                <w:tab w:val="left" w:pos="9160"/>
+                <w:tab w:val="left" w:pos="10076"/>
+                <w:tab w:val="left" w:pos="10992"/>
+                <w:tab w:val="left" w:pos="11908"/>
+                <w:tab w:val="left" w:pos="12824"/>
+                <w:tab w:val="left" w:pos="13740"/>
+                <w:tab w:val="left" w:pos="14656"/>
+              </w:tabs>
+              <w:rPr>
+                <w:color w:val="70AD47" w:themeColor="accent6"/>
+              </w:rPr>
+            </w:pPr>
+            <w:r>
+              <w:rPr>
+                <w:color w:val="70AD47" w:themeColor="accent6"/>
+              </w:rPr>
+              <w:t>logger.info("User {} logged in", userId);</w:t>
+            </w:r>
+          </w:p>
+          <w:p/>
+          <w:p/>
           <w:p>
             <w:r>
               <w:t xml:space="preserve">        log.warn("Something might be wrong");</w:t>
@@ -977,8 +938,14 @@
     <w:p>
       <w:pPr>
         <w:pStyle w:val="Heading2"/>
+        <w:rPr>
+          <w:sz w:val="24"/>
+        </w:rPr>
       </w:pPr>
       <w:r>
+        <w:rPr>
+          <w:sz w:val="24"/>
+        </w:rPr>
         <w:lastRenderedPageBreak/>
         <w:t>Jars</w:t>
       </w:r>
@@ -1144,6 +1111,7 @@
         <w:pStyle w:val="Heading2"/>
       </w:pPr>
       <w:r>
+        <w:lastRenderedPageBreak/>
         <w:t>Logback.xml files</w:t>
       </w:r>
     </w:p>
@@ -1175,7 +1143,6 @@
           </w:p>
           <w:p>
             <w:r>
-              <w:lastRenderedPageBreak/>
               <w:t xml:space="preserve">    &lt;appender name="FILE" class="ch.qos.logback.core.FileAppender"&gt;</w:t>
             </w:r>
           </w:p>
@@ -1246,7 +1213,6 @@
           </w:p>
           <w:p>
             <w:r>
-              <w:lastRenderedPageBreak/>
               <w:t>---------</w:t>
             </w:r>
           </w:p>
@@ -1403,6 +1369,155 @@
 <file path=word/numbering.xml><?xml version="1.0" encoding="utf-8"?>
 <w:numbering xmlns:wpc="http://schemas.microsoft.com/office/word/2010/wordprocessingCanvas" xmlns:mc="http://schemas.openxmlformats.org/markup-compatibility/2006" xmlns:o="urn:schemas-microsoft-com:office:office" xmlns:r="http://schemas.openxmlformats.org/officeDocument/2006/relationships" xmlns:m="http://schemas.openxmlformats.org/officeDocument/2006/math" xmlns:v="urn:schemas-microsoft-com:vml" xmlns:wp14="http://schemas.microsoft.com/office/word/2010/wordprocessingDrawing" xmlns:wp="http://schemas.openxmlformats.org/drawingml/2006/wordprocessingDrawing" xmlns:w10="urn:schemas-microsoft-com:office:word" xmlns:w="http://schemas.openxmlformats.org/wordprocessingml/2006/main" xmlns:w14="http://schemas.microsoft.com/office/word/2010/wordml" xmlns:w15="http://schemas.microsoft.com/office/word/2012/wordml" xmlns:wpg="http://schemas.microsoft.com/office/word/2010/wordprocessingGroup" xmlns:wpi="http://schemas.microsoft.com/office/word/2010/wordprocessingInk" xmlns:wne="http://schemas.microsoft.com/office/word/2006/wordml" xmlns:wps="http://schemas.microsoft.com/office/word/2010/wordprocessingShape" mc:Ignorable="w14 w15 wp14">
   <w:abstractNum w:abstractNumId="0">
+    <w:nsid w:val="005153D5"/>
+    <w:multiLevelType w:val="multilevel"/>
+    <w:tmpl w:val="CF487E3E"/>
+    <w:lvl w:ilvl="0">
+      <w:start w:val="1"/>
+      <w:numFmt w:val="bullet"/>
+      <w:lvlText w:val=""/>
+      <w:lvlJc w:val="left"/>
+      <w:pPr>
+        <w:tabs>
+          <w:tab w:val="num" w:pos="720"/>
+        </w:tabs>
+        <w:ind w:left="720" w:hanging="360"/>
+      </w:pPr>
+      <w:rPr>
+        <w:rFonts w:ascii="Symbol" w:hAnsi="Symbol" w:hint="default"/>
+        <w:sz w:val="20"/>
+      </w:rPr>
+    </w:lvl>
+    <w:lvl w:ilvl="1" w:tentative="1">
+      <w:start w:val="1"/>
+      <w:numFmt w:val="bullet"/>
+      <w:lvlText w:val="o"/>
+      <w:lvlJc w:val="left"/>
+      <w:pPr>
+        <w:tabs>
+          <w:tab w:val="num" w:pos="1440"/>
+        </w:tabs>
+        <w:ind w:left="1440" w:hanging="360"/>
+      </w:pPr>
+      <w:rPr>
+        <w:rFonts w:ascii="Courier New" w:hAnsi="Courier New" w:hint="default"/>
+        <w:sz w:val="20"/>
+      </w:rPr>
+    </w:lvl>
+    <w:lvl w:ilvl="2" w:tentative="1">
+      <w:start w:val="1"/>
+      <w:numFmt w:val="bullet"/>
+      <w:lvlText w:val=""/>
+      <w:lvlJc w:val="left"/>
+      <w:pPr>
+        <w:tabs>
+          <w:tab w:val="num" w:pos="2160"/>
+        </w:tabs>
+        <w:ind w:left="2160" w:hanging="360"/>
+      </w:pPr>
+      <w:rPr>
+        <w:rFonts w:ascii="Wingdings" w:hAnsi="Wingdings" w:hint="default"/>
+        <w:sz w:val="20"/>
+      </w:rPr>
+    </w:lvl>
+    <w:lvl w:ilvl="3" w:tentative="1">
+      <w:start w:val="1"/>
+      <w:numFmt w:val="bullet"/>
+      <w:lvlText w:val=""/>
+      <w:lvlJc w:val="left"/>
+      <w:pPr>
+        <w:tabs>
+          <w:tab w:val="num" w:pos="2880"/>
+        </w:tabs>
+        <w:ind w:left="2880" w:hanging="360"/>
+      </w:pPr>
+      <w:rPr>
+        <w:rFonts w:ascii="Wingdings" w:hAnsi="Wingdings" w:hint="default"/>
+        <w:sz w:val="20"/>
+      </w:rPr>
+    </w:lvl>
+    <w:lvl w:ilvl="4" w:tentative="1">
+      <w:start w:val="1"/>
+      <w:numFmt w:val="bullet"/>
+      <w:lvlText w:val=""/>
+      <w:lvlJc w:val="left"/>
+      <w:pPr>
+        <w:tabs>
+          <w:tab w:val="num" w:pos="3600"/>
+        </w:tabs>
+        <w:ind w:left="3600" w:hanging="360"/>
+      </w:pPr>
+      <w:rPr>
+        <w:rFonts w:ascii="Wingdings" w:hAnsi="Wingdings" w:hint="default"/>
+        <w:sz w:val="20"/>
+      </w:rPr>
+    </w:lvl>
+    <w:lvl w:ilvl="5" w:tentative="1">
+      <w:start w:val="1"/>
+      <w:numFmt w:val="bullet"/>
+      <w:lvlText w:val=""/>
+      <w:lvlJc w:val="left"/>
+      <w:pPr>
+        <w:tabs>
+          <w:tab w:val="num" w:pos="4320"/>
+        </w:tabs>
+        <w:ind w:left="4320" w:hanging="360"/>
+      </w:pPr>
+      <w:rPr>
+        <w:rFonts w:ascii="Wingdings" w:hAnsi="Wingdings" w:hint="default"/>
+        <w:sz w:val="20"/>
+      </w:rPr>
+    </w:lvl>
+    <w:lvl w:ilvl="6" w:tentative="1">
+      <w:start w:val="1"/>
+      <w:numFmt w:val="bullet"/>
+      <w:lvlText w:val=""/>
+      <w:lvlJc w:val="left"/>
+      <w:pPr>
+        <w:tabs>
+          <w:tab w:val="num" w:pos="5040"/>
+        </w:tabs>
+        <w:ind w:left="5040" w:hanging="360"/>
+      </w:pPr>
+      <w:rPr>
+        <w:rFonts w:ascii="Wingdings" w:hAnsi="Wingdings" w:hint="default"/>
+        <w:sz w:val="20"/>
+      </w:rPr>
+    </w:lvl>
+    <w:lvl w:ilvl="7" w:tentative="1">
+      <w:start w:val="1"/>
+      <w:numFmt w:val="bullet"/>
+      <w:lvlText w:val=""/>
+      <w:lvlJc w:val="left"/>
+      <w:pPr>
+        <w:tabs>
+          <w:tab w:val="num" w:pos="5760"/>
+        </w:tabs>
+        <w:ind w:left="5760" w:hanging="360"/>
+      </w:pPr>
+      <w:rPr>
+        <w:rFonts w:ascii="Wingdings" w:hAnsi="Wingdings" w:hint="default"/>
+        <w:sz w:val="20"/>
+      </w:rPr>
+    </w:lvl>
+    <w:lvl w:ilvl="8" w:tentative="1">
+      <w:start w:val="1"/>
+      <w:numFmt w:val="bullet"/>
+      <w:lvlText w:val=""/>
+      <w:lvlJc w:val="left"/>
+      <w:pPr>
+        <w:tabs>
+          <w:tab w:val="num" w:pos="6480"/>
+        </w:tabs>
+        <w:ind w:left="6480" w:hanging="360"/>
+      </w:pPr>
+      <w:rPr>
+        <w:rFonts w:ascii="Wingdings" w:hAnsi="Wingdings" w:hint="default"/>
+        <w:sz w:val="20"/>
+      </w:rPr>
+    </w:lvl>
+  </w:abstractNum>
+  <w:abstractNum w:abstractNumId="1">
     <w:nsid w:val="3F1670F2"/>
     <w:multiLevelType w:val="hybridMultilevel"/>
     <w:tmpl w:val="59126CFC"/>
@@ -1491,7 +1606,7 @@
       </w:pPr>
     </w:lvl>
   </w:abstractNum>
-  <w:abstractNum w:abstractNumId="1">
+  <w:abstractNum w:abstractNumId="2">
     <w:nsid w:val="4F6F0C87"/>
     <w:multiLevelType w:val="multilevel"/>
     <w:tmpl w:val="A872B978"/>
@@ -1640,7 +1755,7 @@
       </w:rPr>
     </w:lvl>
   </w:abstractNum>
-  <w:abstractNum w:abstractNumId="2">
+  <w:abstractNum w:abstractNumId="3">
     <w:nsid w:val="574A0B3F"/>
     <w:multiLevelType w:val="multilevel"/>
     <w:tmpl w:val="5B08D65A"/>
@@ -1789,7 +1904,7 @@
       </w:rPr>
     </w:lvl>
   </w:abstractNum>
-  <w:abstractNum w:abstractNumId="3">
+  <w:abstractNum w:abstractNumId="4">
     <w:nsid w:val="69F06408"/>
     <w:multiLevelType w:val="multilevel"/>
     <w:tmpl w:val="C5669378"/>
@@ -1939,16 +2054,19 @@
     </w:lvl>
   </w:abstractNum>
   <w:num w:numId="1">
-    <w:abstractNumId w:val="0"/>
+    <w:abstractNumId w:val="1"/>
   </w:num>
   <w:num w:numId="2">
+    <w:abstractNumId w:val="3"/>
+  </w:num>
+  <w:num w:numId="3">
     <w:abstractNumId w:val="2"/>
   </w:num>
-  <w:num w:numId="3">
-    <w:abstractNumId w:val="1"/>
+  <w:num w:numId="4">
+    <w:abstractNumId w:val="4"/>
   </w:num>
-  <w:num w:numId="4">
-    <w:abstractNumId w:val="3"/>
+  <w:num w:numId="5">
+    <w:abstractNumId w:val="0"/>
   </w:num>
 </w:numbering>
 </file>
@@ -2346,11 +2464,11 @@
   <w:style w:type="paragraph" w:default="1" w:styleId="Normal">
     <w:name w:val="Normal"/>
     <w:qFormat/>
-    <w:rsid w:val="009F0203"/>
+    <w:rsid w:val="00862E3A"/>
     <w:rPr>
       <w:rFonts w:ascii="Comic Sans MS" w:hAnsi="Comic Sans MS"/>
       <w:color w:val="ED7D31" w:themeColor="accent2"/>
-      <w:sz w:val="28"/>
+      <w:sz w:val="24"/>
     </w:rPr>
   </w:style>
   <w:style w:type="paragraph" w:styleId="Heading1">
@@ -2414,14 +2532,12 @@
     <w:rPr>
       <w:rFonts w:asciiTheme="majorHAnsi" w:eastAsiaTheme="majorEastAsia" w:hAnsiTheme="majorHAnsi" w:cstheme="majorBidi"/>
       <w:color w:val="1F4D78" w:themeColor="accent1" w:themeShade="7F"/>
-      <w:sz w:val="24"/>
       <w:szCs w:val="24"/>
     </w:rPr>
   </w:style>
   <w:style w:type="character" w:default="1" w:styleId="DefaultParagraphFont">
     <w:name w:val="Default Paragraph Font"/>
     <w:uiPriority w:val="1"/>
-    <w:semiHidden/>
     <w:unhideWhenUsed/>
   </w:style>
   <w:style w:type="table" w:default="1" w:styleId="TableNormal">
@@ -2712,6 +2828,85 @@
         <w:bCs/>
       </w:rPr>
     </w:tblStylePr>
+  </w:style>
+  <w:style w:type="paragraph" w:styleId="HTMLPreformatted">
+    <w:name w:val="HTML Preformatted"/>
+    <w:basedOn w:val="Normal"/>
+    <w:link w:val="HTMLPreformattedChar"/>
+    <w:uiPriority w:val="99"/>
+    <w:semiHidden/>
+    <w:unhideWhenUsed/>
+    <w:rsid w:val="00862E3A"/>
+    <w:pPr>
+      <w:tabs>
+        <w:tab w:val="left" w:pos="916"/>
+        <w:tab w:val="left" w:pos="1832"/>
+        <w:tab w:val="left" w:pos="2748"/>
+        <w:tab w:val="left" w:pos="3664"/>
+        <w:tab w:val="left" w:pos="4580"/>
+        <w:tab w:val="left" w:pos="5496"/>
+        <w:tab w:val="left" w:pos="6412"/>
+        <w:tab w:val="left" w:pos="7328"/>
+        <w:tab w:val="left" w:pos="8244"/>
+        <w:tab w:val="left" w:pos="9160"/>
+        <w:tab w:val="left" w:pos="10076"/>
+        <w:tab w:val="left" w:pos="10992"/>
+        <w:tab w:val="left" w:pos="11908"/>
+        <w:tab w:val="left" w:pos="12824"/>
+        <w:tab w:val="left" w:pos="13740"/>
+        <w:tab w:val="left" w:pos="14656"/>
+      </w:tabs>
+      <w:spacing w:after="0" w:line="240" w:lineRule="auto"/>
+    </w:pPr>
+    <w:rPr>
+      <w:rFonts w:ascii="Courier New" w:eastAsia="Times New Roman" w:hAnsi="Courier New" w:cs="Courier New"/>
+      <w:color w:val="auto"/>
+      <w:sz w:val="20"/>
+      <w:szCs w:val="20"/>
+      <w:lang w:eastAsia="en-IN"/>
+    </w:rPr>
+  </w:style>
+  <w:style w:type="character" w:customStyle="1" w:styleId="HTMLPreformattedChar">
+    <w:name w:val="HTML Preformatted Char"/>
+    <w:basedOn w:val="DefaultParagraphFont"/>
+    <w:link w:val="HTMLPreformatted"/>
+    <w:uiPriority w:val="99"/>
+    <w:semiHidden/>
+    <w:rsid w:val="00862E3A"/>
+    <w:rPr>
+      <w:rFonts w:ascii="Courier New" w:eastAsia="Times New Roman" w:hAnsi="Courier New" w:cs="Courier New"/>
+      <w:sz w:val="20"/>
+      <w:szCs w:val="20"/>
+      <w:lang w:eastAsia="en-IN"/>
+    </w:rPr>
+  </w:style>
+  <w:style w:type="character" w:styleId="HTMLCode">
+    <w:name w:val="HTML Code"/>
+    <w:basedOn w:val="DefaultParagraphFont"/>
+    <w:uiPriority w:val="99"/>
+    <w:semiHidden/>
+    <w:unhideWhenUsed/>
+    <w:rsid w:val="00862E3A"/>
+    <w:rPr>
+      <w:rFonts w:ascii="Courier New" w:eastAsia="Times New Roman" w:hAnsi="Courier New" w:cs="Courier New"/>
+      <w:sz w:val="20"/>
+      <w:szCs w:val="20"/>
+    </w:rPr>
+  </w:style>
+  <w:style w:type="character" w:customStyle="1" w:styleId="m">
+    <w:name w:val="ͼm"/>
+    <w:basedOn w:val="DefaultParagraphFont"/>
+    <w:rsid w:val="00862E3A"/>
+  </w:style>
+  <w:style w:type="character" w:customStyle="1" w:styleId="g">
+    <w:name w:val="ͼg"/>
+    <w:basedOn w:val="DefaultParagraphFont"/>
+    <w:rsid w:val="00862E3A"/>
+  </w:style>
+  <w:style w:type="character" w:customStyle="1" w:styleId="k">
+    <w:name w:val="ͼk"/>
+    <w:basedOn w:val="DefaultParagraphFont"/>
+    <w:rsid w:val="00862E3A"/>
   </w:style>
 </w:styles>
 </file>
@@ -2982,7 +3177,7 @@
 </file>
 
 <file path=customXml/itemProps1.xml><?xml version="1.0" encoding="utf-8"?>
-<ds:datastoreItem xmlns:ds="http://schemas.openxmlformats.org/officeDocument/2006/customXml" ds:itemID="{C3CEE4B2-38A5-4976-B3C6-D80AC0F04E9B}">
+<ds:datastoreItem xmlns:ds="http://schemas.openxmlformats.org/officeDocument/2006/customXml" ds:itemID="{DD8FC969-F50F-402F-BAAB-29C86EC6152E}">
   <ds:schemaRefs>
     <ds:schemaRef ds:uri="http://schemas.openxmlformats.org/officeDocument/2006/bibliography"/>
   </ds:schemaRefs>

--- a/13.misc concepts/log4j or llogback/loggers.docx
+++ b/13.misc concepts/log4j or llogback/loggers.docx
@@ -648,7 +648,6 @@
                 <w:color w:val="70AD47" w:themeColor="accent6"/>
               </w:rPr>
             </w:pPr>
-            <w:bookmarkStart w:id="0" w:name="_GoBack"/>
             <w:r>
               <w:rPr>
                 <w:color w:val="70AD47" w:themeColor="accent6"/>
@@ -656,7 +655,6 @@
               <w:t>logger.info("User {} logged in", userId);</w:t>
             </w:r>
           </w:p>
-          <w:bookmarkEnd w:id="0"/>
           <w:p>
             <w:r>
               <w:t>If:</w:t>
@@ -1161,6 +1159,7 @@
               <w:t xml:space="preserve">            &lt;pattern&gt;%d{yyyy-MM-dd HH:mm:ss} - %msg%n&lt;/pattern&gt;</w:t>
             </w:r>
           </w:p>
+          <w:p/>
           <w:p>
             <w:r>
               <w:t xml:space="preserve">        &lt;/encoder&gt;</w:t>
@@ -1192,6 +1191,8 @@
               <w:t>&lt;/configuration&gt;</w:t>
             </w:r>
           </w:p>
+          <w:p/>
+          <w:p/>
         </w:tc>
         <w:tc>
           <w:tcPr>
@@ -1352,6 +1353,516 @@
               <w:tab/>
             </w:r>
           </w:p>
+        </w:tc>
+      </w:tr>
+    </w:tbl>
+    <w:p/>
+    <w:p>
+      <w:r>
+        <w:t>Logging patterns</w:t>
+      </w:r>
+    </w:p>
+    <w:tbl>
+      <w:tblPr>
+        <w:tblStyle w:val="TableGrid"/>
+        <w:tblW w:w="0" w:type="auto"/>
+        <w:tblLook w:val="04A0" w:firstRow="1" w:lastRow="0" w:firstColumn="1" w:lastColumn="0" w:noHBand="0" w:noVBand="1"/>
+      </w:tblPr>
+      <w:tblGrid>
+        <w:gridCol w:w="23030"/>
+      </w:tblGrid>
+      <w:tr>
+        <w:tc>
+          <w:tcPr>
+            <w:tcW w:w="23030" w:type="dxa"/>
+          </w:tcPr>
+          <w:p>
+            <w:r>
+              <w:t xml:space="preserve">The image looks like a </w:t>
+            </w:r>
+            <w:r>
+              <w:rPr>
+                <w:b/>
+                <w:bCs/>
+              </w:rPr>
+              <w:t>Spring Boot Logback pattern</w:t>
+            </w:r>
+            <w:r>
+              <w:t xml:space="preserve"> with colored output.</w:t>
+            </w:r>
+          </w:p>
+          <w:p>
+            <w:r>
+              <w:t>A commonly used pattern similar to that is:</w:t>
+            </w:r>
+          </w:p>
+          <w:p/>
+          <w:p>
+            <w:r>
+              <w:t>logging.pattern.console=%green(%d{HH:mm:ss.SSS}) %blue(%-5level) %red([%thread]) %yellow(%logger{15}) - %msg%n</w:t>
+            </w:r>
+          </w:p>
+          <w:p>
+            <w:r>
+              <w:t>more details</w:t>
+            </w:r>
+          </w:p>
+          <w:p>
+            <w:r>
+              <w:t>logging.pattern.console=%clr(%d{yyyy-MM-dd HH:mm:ss.SSS}){faint} %clr(%-5level) %clr([%thread]){magenta} %clr(%logger{36}){cyan} - %msg%n</w:t>
+            </w:r>
+          </w:p>
+          <w:p>
+            <w:r>
+              <w:lastRenderedPageBreak/>
+              <w:t>10:15:23.456 INFO  [main] MyService - User created successfully</w:t>
+            </w:r>
+          </w:p>
+          <w:p>
+            <w:r>
+              <w:t>10:15:24.123 ERROR [main] MyService - Database connection failed</w:t>
+            </w:r>
+          </w:p>
+          <w:p/>
+          <w:p>
+            <w:pPr>
+              <w:rPr>
+                <w:b/>
+                <w:bCs/>
+              </w:rPr>
+            </w:pPr>
+            <w:r>
+              <w:rPr>
+                <w:b/>
+                <w:bCs/>
+              </w:rPr>
+              <w:t>Spring Boot application.properties</w:t>
+            </w:r>
+          </w:p>
+          <w:p>
+            <w:r>
+              <w:t>logging.pattern.console=%green(%d{HH:mm:ss.SSS}) %blue(%-5level) %red([%thread]) %yellow(%logger{20}) - %msg%n</w:t>
+            </w:r>
+          </w:p>
+          <w:p>
+            <w:pPr>
+              <w:rPr>
+                <w:b/>
+                <w:bCs/>
+              </w:rPr>
+            </w:pPr>
+            <w:r>
+              <w:rPr>
+                <w:b/>
+                <w:bCs/>
+              </w:rPr>
+              <w:t>Spring Boot application.yml</w:t>
+            </w:r>
+          </w:p>
+          <w:p>
+            <w:r>
+              <w:t>logging:</w:t>
+            </w:r>
+            <w:r>
+              <w:br/>
+              <w:t xml:space="preserve">  pattern:</w:t>
+            </w:r>
+            <w:r>
+              <w:br/>
+              <w:t xml:space="preserve">    console: "%green(%d{HH:mm:ss.SSS}) %blue(%-5level) %red([%thread]) %yellow(%logger{20}) - %msg%n"</w:t>
+            </w:r>
+          </w:p>
+          <w:p/>
+          <w:tbl>
+            <w:tblPr>
+              <w:tblW w:w="0" w:type="auto"/>
+              <w:tblCellSpacing w:w="15" w:type="dxa"/>
+              <w:tblCellMar>
+                <w:top w:w="15" w:type="dxa"/>
+                <w:left w:w="15" w:type="dxa"/>
+                <w:bottom w:w="15" w:type="dxa"/>
+                <w:right w:w="15" w:type="dxa"/>
+              </w:tblCellMar>
+              <w:tblLook w:val="04A0" w:firstRow="1" w:lastRow="0" w:firstColumn="1" w:lastColumn="0" w:noHBand="0" w:noVBand="1"/>
+            </w:tblPr>
+            <w:tblGrid>
+              <w:gridCol w:w="2267"/>
+              <w:gridCol w:w="3915"/>
+            </w:tblGrid>
+            <w:tr>
+              <w:trPr>
+                <w:tblHeader/>
+                <w:tblCellSpacing w:w="15" w:type="dxa"/>
+              </w:trPr>
+              <w:tc>
+                <w:tcPr>
+                  <w:tcW w:w="0" w:type="auto"/>
+                  <w:vAlign w:val="center"/>
+                  <w:hideMark/>
+                </w:tcPr>
+                <w:p>
+                  <w:pPr>
+                    <w:spacing w:after="0" w:line="240" w:lineRule="auto"/>
+                    <w:rPr>
+                      <w:b/>
+                      <w:bCs/>
+                    </w:rPr>
+                  </w:pPr>
+                  <w:r>
+                    <w:rPr>
+                      <w:b/>
+                      <w:bCs/>
+                    </w:rPr>
+                    <w:t>Pattern</w:t>
+                  </w:r>
+                </w:p>
+              </w:tc>
+              <w:tc>
+                <w:tcPr>
+                  <w:tcW w:w="0" w:type="auto"/>
+                  <w:vAlign w:val="center"/>
+                  <w:hideMark/>
+                </w:tcPr>
+                <w:p>
+                  <w:pPr>
+                    <w:spacing w:after="0" w:line="240" w:lineRule="auto"/>
+                    <w:rPr>
+                      <w:b/>
+                      <w:bCs/>
+                    </w:rPr>
+                  </w:pPr>
+                  <w:r>
+                    <w:rPr>
+                      <w:b/>
+                      <w:bCs/>
+                    </w:rPr>
+                    <w:t>Meaning</w:t>
+                  </w:r>
+                </w:p>
+              </w:tc>
+            </w:tr>
+            <w:tr>
+              <w:trPr>
+                <w:tblCellSpacing w:w="15" w:type="dxa"/>
+              </w:trPr>
+              <w:tc>
+                <w:tcPr>
+                  <w:tcW w:w="0" w:type="auto"/>
+                  <w:vAlign w:val="center"/>
+                  <w:hideMark/>
+                </w:tcPr>
+                <w:p>
+                  <w:pPr>
+                    <w:spacing w:after="0" w:line="240" w:lineRule="auto"/>
+                  </w:pPr>
+                  <w:r>
+                    <w:t>%d{HH:mm:ss.SSS}</w:t>
+                  </w:r>
+                </w:p>
+              </w:tc>
+              <w:tc>
+                <w:tcPr>
+                  <w:tcW w:w="0" w:type="auto"/>
+                  <w:vAlign w:val="center"/>
+                  <w:hideMark/>
+                </w:tcPr>
+                <w:p>
+                  <w:pPr>
+                    <w:spacing w:after="0" w:line="240" w:lineRule="auto"/>
+                  </w:pPr>
+                  <w:r>
+                    <w:t>Time with milliseconds</w:t>
+                  </w:r>
+                </w:p>
+              </w:tc>
+            </w:tr>
+            <w:tr>
+              <w:trPr>
+                <w:tblCellSpacing w:w="15" w:type="dxa"/>
+              </w:trPr>
+              <w:tc>
+                <w:tcPr>
+                  <w:tcW w:w="0" w:type="auto"/>
+                  <w:vAlign w:val="center"/>
+                  <w:hideMark/>
+                </w:tcPr>
+                <w:p>
+                  <w:pPr>
+                    <w:spacing w:after="0" w:line="240" w:lineRule="auto"/>
+                  </w:pPr>
+                  <w:r>
+                    <w:t>%-5level</w:t>
+                  </w:r>
+                </w:p>
+              </w:tc>
+              <w:tc>
+                <w:tcPr>
+                  <w:tcW w:w="0" w:type="auto"/>
+                  <w:vAlign w:val="center"/>
+                  <w:hideMark/>
+                </w:tcPr>
+                <w:p>
+                  <w:pPr>
+                    <w:spacing w:after="0" w:line="240" w:lineRule="auto"/>
+                  </w:pPr>
+                  <w:r>
+                    <w:t>Log level (INFO, ERROR, WARN)</w:t>
+                  </w:r>
+                </w:p>
+              </w:tc>
+            </w:tr>
+            <w:tr>
+              <w:trPr>
+                <w:tblCellSpacing w:w="15" w:type="dxa"/>
+              </w:trPr>
+              <w:tc>
+                <w:tcPr>
+                  <w:tcW w:w="0" w:type="auto"/>
+                  <w:vAlign w:val="center"/>
+                  <w:hideMark/>
+                </w:tcPr>
+                <w:p>
+                  <w:pPr>
+                    <w:spacing w:after="0" w:line="240" w:lineRule="auto"/>
+                  </w:pPr>
+                  <w:r>
+                    <w:t>%thread</w:t>
+                  </w:r>
+                </w:p>
+              </w:tc>
+              <w:tc>
+                <w:tcPr>
+                  <w:tcW w:w="0" w:type="auto"/>
+                  <w:vAlign w:val="center"/>
+                  <w:hideMark/>
+                </w:tcPr>
+                <w:p>
+                  <w:pPr>
+                    <w:spacing w:after="0" w:line="240" w:lineRule="auto"/>
+                  </w:pPr>
+                  <w:r>
+                    <w:t>Thread name</w:t>
+                  </w:r>
+                </w:p>
+              </w:tc>
+            </w:tr>
+            <w:tr>
+              <w:trPr>
+                <w:tblCellSpacing w:w="15" w:type="dxa"/>
+              </w:trPr>
+              <w:tc>
+                <w:tcPr>
+                  <w:tcW w:w="0" w:type="auto"/>
+                  <w:vAlign w:val="center"/>
+                  <w:hideMark/>
+                </w:tcPr>
+                <w:p>
+                  <w:pPr>
+                    <w:spacing w:after="0" w:line="240" w:lineRule="auto"/>
+                  </w:pPr>
+                  <w:r>
+                    <w:t>%logger{20}</w:t>
+                  </w:r>
+                </w:p>
+              </w:tc>
+              <w:tc>
+                <w:tcPr>
+                  <w:tcW w:w="0" w:type="auto"/>
+                  <w:vAlign w:val="center"/>
+                  <w:hideMark/>
+                </w:tcPr>
+                <w:p>
+                  <w:pPr>
+                    <w:spacing w:after="0" w:line="240" w:lineRule="auto"/>
+                  </w:pPr>
+                  <w:r>
+                    <w:t>Logger/Class name (max 20 chars)</w:t>
+                  </w:r>
+                </w:p>
+              </w:tc>
+            </w:tr>
+            <w:tr>
+              <w:trPr>
+                <w:tblCellSpacing w:w="15" w:type="dxa"/>
+              </w:trPr>
+              <w:tc>
+                <w:tcPr>
+                  <w:tcW w:w="0" w:type="auto"/>
+                  <w:vAlign w:val="center"/>
+                  <w:hideMark/>
+                </w:tcPr>
+                <w:p>
+                  <w:pPr>
+                    <w:spacing w:after="0" w:line="240" w:lineRule="auto"/>
+                  </w:pPr>
+                  <w:r>
+                    <w:t>%msg</w:t>
+                  </w:r>
+                </w:p>
+              </w:tc>
+              <w:tc>
+                <w:tcPr>
+                  <w:tcW w:w="0" w:type="auto"/>
+                  <w:vAlign w:val="center"/>
+                  <w:hideMark/>
+                </w:tcPr>
+                <w:p>
+                  <w:pPr>
+                    <w:spacing w:after="0" w:line="240" w:lineRule="auto"/>
+                  </w:pPr>
+                  <w:r>
+                    <w:t>Actual log message</w:t>
+                  </w:r>
+                </w:p>
+              </w:tc>
+            </w:tr>
+            <w:tr>
+              <w:trPr>
+                <w:tblCellSpacing w:w="15" w:type="dxa"/>
+              </w:trPr>
+              <w:tc>
+                <w:tcPr>
+                  <w:tcW w:w="0" w:type="auto"/>
+                  <w:vAlign w:val="center"/>
+                  <w:hideMark/>
+                </w:tcPr>
+                <w:p>
+                  <w:pPr>
+                    <w:spacing w:after="0" w:line="240" w:lineRule="auto"/>
+                  </w:pPr>
+                  <w:r>
+                    <w:t>%n</w:t>
+                  </w:r>
+                </w:p>
+              </w:tc>
+              <w:tc>
+                <w:tcPr>
+                  <w:tcW w:w="0" w:type="auto"/>
+                  <w:vAlign w:val="center"/>
+                  <w:hideMark/>
+                </w:tcPr>
+                <w:p>
+                  <w:pPr>
+                    <w:spacing w:after="0" w:line="240" w:lineRule="auto"/>
+                  </w:pPr>
+                  <w:r>
+                    <w:t>New line</w:t>
+                  </w:r>
+                </w:p>
+              </w:tc>
+            </w:tr>
+          </w:tbl>
+          <w:p/>
+          <w:p>
+            <w:r>
+              <w:t>A good developer-friendly pattern is:</w:t>
+            </w:r>
+          </w:p>
+          <w:p>
+            <w:r>
+              <w:t>logging.pattern.console=%green(%d{HH:mm:ss.SSS}) %highlight(%-5level) %cyan([%thread]) %yellow(%logger{36}) - %msg%n</w:t>
+            </w:r>
+          </w:p>
+          <w:p/>
+        </w:tc>
+      </w:tr>
+    </w:tbl>
+    <w:p/>
+    <w:tbl>
+      <w:tblPr>
+        <w:tblStyle w:val="TableGrid"/>
+        <w:tblW w:w="0" w:type="auto"/>
+        <w:tblLook w:val="04A0" w:firstRow="1" w:lastRow="0" w:firstColumn="1" w:lastColumn="0" w:noHBand="0" w:noVBand="1"/>
+      </w:tblPr>
+      <w:tblGrid>
+        <w:gridCol w:w="23030"/>
+      </w:tblGrid>
+      <w:tr>
+        <w:tc>
+          <w:tcPr>
+            <w:tcW w:w="23030" w:type="dxa"/>
+          </w:tcPr>
+          <w:p>
+            <w:pPr>
+              <w:rPr>
+                <w:b/>
+                <w:bCs/>
+              </w:rPr>
+            </w:pPr>
+            <w:r>
+              <w:rPr>
+                <w:b/>
+                <w:bCs/>
+              </w:rPr>
+              <w:t>Typical Production Setup</w:t>
+            </w:r>
+          </w:p>
+          <w:p>
+            <w:r>
+              <w:rPr>
+                <w:b/>
+                <w:bCs/>
+              </w:rPr>
+              <w:t>Console Appender (with colors):</w:t>
+            </w:r>
+          </w:p>
+          <w:p>
+            <w:r>
+              <w:t>&lt;pattern&gt;%green(%d{HH:mm:ss.SSS}) %blue(%-5level) %yellow(%logger{20}) - %msg%n&lt;/pattern&gt;</w:t>
+            </w:r>
+          </w:p>
+          <w:p>
+            <w:r>
+              <w:rPr>
+                <w:b/>
+                <w:bCs/>
+              </w:rPr>
+              <w:t>File Appender (without colors):</w:t>
+            </w:r>
+          </w:p>
+          <w:p>
+            <w:r>
+              <w:t>&lt;pattern&gt;%d{yyyy-MM-dd HH:mm:ss.SSS} %-5level [</w:t>
+            </w:r>
+            <w:bookmarkStart w:id="0" w:name="_GoBack"/>
+            <w:bookmarkEnd w:id="0"/>
+            <w:r>
+              <w:t>%thread] %logger{36} - %msg%n&lt;/pattern&gt;</w:t>
+            </w:r>
+          </w:p>
+          <w:p>
+            <w:pPr>
+              <w:rPr>
+                <w:b/>
+                <w:bCs/>
+              </w:rPr>
+            </w:pPr>
+            <w:r>
+              <w:rPr>
+                <w:b/>
+                <w:bCs/>
+              </w:rPr>
+              <w:t>Real-world Example</w:t>
+            </w:r>
+          </w:p>
+          <w:p>
+            <w:r>
+              <w:t>2026-06-05 10:15:23.123 INFO  [http-nio-8080-exec-1] com.myapp.UserService - User created</w:t>
+            </w:r>
+            <w:r>
+              <w:br/>
+              <w:t>2026-06-05 10:15:24.456 ERROR [http-nio-8080-exec-2] com.myapp.OrderService - Payment failed</w:t>
+            </w:r>
+          </w:p>
+          <w:p/>
+        </w:tc>
+      </w:tr>
+      <w:tr>
+        <w:tc>
+          <w:tcPr>
+            <w:tcW w:w="23030" w:type="dxa"/>
+          </w:tcPr>
+          <w:p/>
         </w:tc>
       </w:tr>
     </w:tbl>
@@ -3177,7 +3688,7 @@
 </file>
 
 <file path=customXml/itemProps1.xml><?xml version="1.0" encoding="utf-8"?>
-<ds:datastoreItem xmlns:ds="http://schemas.openxmlformats.org/officeDocument/2006/customXml" ds:itemID="{DD8FC969-F50F-402F-BAAB-29C86EC6152E}">
+<ds:datastoreItem xmlns:ds="http://schemas.openxmlformats.org/officeDocument/2006/customXml" ds:itemID="{0F078C5D-FB38-44D1-9E67-40E60E0CA8DF}">
   <ds:schemaRefs>
     <ds:schemaRef ds:uri="http://schemas.openxmlformats.org/officeDocument/2006/bibliography"/>
   </ds:schemaRefs>

--- a/13.misc concepts/log4j or llogback/loggers.docx
+++ b/13.misc concepts/log4j or llogback/loggers.docx
@@ -9,9 +9,9 @@
         <w:tblLook w:val="04A0" w:firstRow="1" w:lastRow="0" w:firstColumn="1" w:lastColumn="0" w:noHBand="0" w:noVBand="1"/>
       </w:tblPr>
       <w:tblGrid>
-        <w:gridCol w:w="5015"/>
-        <w:gridCol w:w="5510"/>
-        <w:gridCol w:w="12505"/>
+        <w:gridCol w:w="5958"/>
+        <w:gridCol w:w="8167"/>
+        <w:gridCol w:w="8905"/>
       </w:tblGrid>
       <w:tr>
         <w:trPr>
@@ -20,7 +20,7 @@
         <w:tc>
           <w:tcPr>
             <w:cnfStyle w:val="001000000000" w:firstRow="0" w:lastRow="0" w:firstColumn="1" w:lastColumn="0" w:oddVBand="0" w:evenVBand="0" w:oddHBand="0" w:evenHBand="0" w:firstRowFirstColumn="0" w:firstRowLastColumn="0" w:lastRowFirstColumn="0" w:lastRowLastColumn="0"/>
-            <w:tcW w:w="5015" w:type="dxa"/>
+            <w:tcW w:w="5958" w:type="dxa"/>
           </w:tcPr>
           <w:p>
             <w:pPr>
@@ -41,17 +41,38 @@
             </w:r>
           </w:p>
           <w:p>
-            <w:r>
+            <w:pPr>
               <w:rPr>
                 <w:color w:val="70AD47" w:themeColor="accent6"/>
               </w:rPr>
+            </w:pPr>
+            <w:r>
+              <w:rPr>
+                <w:color w:val="70AD47" w:themeColor="accent6"/>
+              </w:rPr>
               <w:t xml:space="preserve">from which package u want which type of loggers </w:t>
             </w:r>
           </w:p>
+          <w:p>
+            <w:pPr>
+              <w:rPr>
+                <w:color w:val="70AD47" w:themeColor="accent6"/>
+              </w:rPr>
+            </w:pPr>
+          </w:p>
+          <w:p>
+            <w:pPr>
+              <w:pStyle w:val="1violet"/>
+            </w:pPr>
+            <w:r>
+              <w:t>logging.level.org.sp.ai.chat.client.advisor=DEBUG</w:t>
+            </w:r>
+          </w:p>
+          <w:p/>
         </w:tc>
         <w:tc>
           <w:tcPr>
-            <w:tcW w:w="5510" w:type="dxa"/>
+            <w:tcW w:w="8167" w:type="dxa"/>
           </w:tcPr>
           <w:p>
             <w:pPr>
@@ -451,7 +472,7 @@
         </w:tc>
         <w:tc>
           <w:tcPr>
-            <w:tcW w:w="12505" w:type="dxa"/>
+            <w:tcW w:w="8905" w:type="dxa"/>
           </w:tcPr>
           <w:p>
             <w:pPr>
@@ -535,7 +556,6 @@
         <w:t xml:space="preserve">Steps to use for logging </w:t>
       </w:r>
     </w:p>
-    <w:p/>
     <w:tbl>
       <w:tblPr>
         <w:tblStyle w:val="TableGrid"/>
@@ -557,6 +577,8 @@
                 <w:color w:val="70AD47" w:themeColor="accent6"/>
               </w:rPr>
             </w:pPr>
+            <w:bookmarkStart w:id="0" w:name="_GoBack"/>
+            <w:bookmarkEnd w:id="0"/>
             <w:r>
               <w:rPr>
                 <w:color w:val="70AD47" w:themeColor="accent6"/>
@@ -806,15 +828,15 @@
               <w:rPr>
                 <w:rFonts w:ascii="Segoe UI Symbol" w:hAnsi="Segoe UI Symbol" w:cs="Segoe UI Symbol"/>
               </w:rPr>
+              <w:t>✅</w:t>
+            </w:r>
+            <w:r>
+              <w:t xml:space="preserve"> Example</w:t>
+            </w:r>
+          </w:p>
+          <w:p>
+            <w:r>
               <w:lastRenderedPageBreak/>
-              <w:t>✅</w:t>
-            </w:r>
-            <w:r>
-              <w:t xml:space="preserve"> Example</w:t>
-            </w:r>
-          </w:p>
-          <w:p>
-            <w:r>
               <w:t>import lombok.extern.slf4j.Slf4j;</w:t>
             </w:r>
           </w:p>
@@ -1109,7 +1131,6 @@
         <w:pStyle w:val="Heading2"/>
       </w:pPr>
       <w:r>
-        <w:lastRenderedPageBreak/>
         <w:t>Logback.xml files</w:t>
       </w:r>
     </w:p>
@@ -1131,6 +1152,7 @@
           <w:p/>
           <w:p>
             <w:r>
+              <w:lastRenderedPageBreak/>
               <w:t>create logback.xml</w:t>
             </w:r>
           </w:p>
@@ -1209,6 +1231,7 @@
               <w:rPr>
                 <w:color w:val="70AD47" w:themeColor="accent6"/>
               </w:rPr>
+              <w:lastRenderedPageBreak/>
               <w:t>how to keep info logs in seperate file and debug logs in seperate file and error logs in seperate file - we should use levelrangefilter</w:t>
             </w:r>
           </w:p>
@@ -1414,7 +1437,6 @@
           </w:p>
           <w:p>
             <w:r>
-              <w:lastRenderedPageBreak/>
               <w:t>10:15:23.456 INFO  [main] MyService - User created successfully</w:t>
             </w:r>
           </w:p>
@@ -1822,12 +1844,7 @@
           </w:p>
           <w:p>
             <w:r>
-              <w:t>&lt;pattern&gt;%d{yyyy-MM-dd HH:mm:ss.SSS} %-5level [</w:t>
-            </w:r>
-            <w:bookmarkStart w:id="0" w:name="_GoBack"/>
-            <w:bookmarkEnd w:id="0"/>
-            <w:r>
-              <w:t>%thread] %logger{36} - %msg%n&lt;/pattern&gt;</w:t>
+              <w:t>&lt;pattern&gt;%d{yyyy-MM-dd HH:mm:ss.SSS} %-5level [%thread] %logger{36} - %msg%n&lt;/pattern&gt;</w:t>
             </w:r>
           </w:p>
           <w:p>
@@ -3049,6 +3066,7 @@
   <w:style w:type="character" w:default="1" w:styleId="DefaultParagraphFont">
     <w:name w:val="Default Paragraph Font"/>
     <w:uiPriority w:val="1"/>
+    <w:semiHidden/>
     <w:unhideWhenUsed/>
   </w:style>
   <w:style w:type="table" w:default="1" w:styleId="TableNormal">
@@ -3418,6 +3436,53 @@
     <w:name w:val="ͼk"/>
     <w:basedOn w:val="DefaultParagraphFont"/>
     <w:rsid w:val="00862E3A"/>
+  </w:style>
+  <w:style w:type="paragraph" w:customStyle="1" w:styleId="1violet">
+    <w:name w:val="1.violet"/>
+    <w:basedOn w:val="Normal"/>
+    <w:link w:val="1violetChar"/>
+    <w:qFormat/>
+    <w:rsid w:val="00DB207D"/>
+    <w:pPr>
+      <w:tabs>
+        <w:tab w:val="left" w:pos="916"/>
+        <w:tab w:val="left" w:pos="1832"/>
+        <w:tab w:val="left" w:pos="2748"/>
+        <w:tab w:val="left" w:pos="3664"/>
+        <w:tab w:val="left" w:pos="4580"/>
+        <w:tab w:val="left" w:pos="5496"/>
+        <w:tab w:val="left" w:pos="6412"/>
+        <w:tab w:val="left" w:pos="7328"/>
+        <w:tab w:val="left" w:pos="8244"/>
+        <w:tab w:val="left" w:pos="9160"/>
+        <w:tab w:val="left" w:pos="10076"/>
+        <w:tab w:val="left" w:pos="10992"/>
+        <w:tab w:val="left" w:pos="11908"/>
+        <w:tab w:val="left" w:pos="12824"/>
+        <w:tab w:val="left" w:pos="13740"/>
+        <w:tab w:val="left" w:pos="14656"/>
+      </w:tabs>
+      <w:spacing w:after="0" w:line="240" w:lineRule="auto"/>
+    </w:pPr>
+    <w:rPr>
+      <w:rFonts w:cs="Courier New"/>
+      <w:color w:val="9966FF"/>
+      <w:szCs w:val="20"/>
+      <w:lang w:val="en-US" w:eastAsia="en-IN"/>
+    </w:rPr>
+  </w:style>
+  <w:style w:type="character" w:customStyle="1" w:styleId="1violetChar">
+    <w:name w:val="1.violet Char"/>
+    <w:basedOn w:val="DefaultParagraphFont"/>
+    <w:link w:val="1violet"/>
+    <w:rsid w:val="00DB207D"/>
+    <w:rPr>
+      <w:rFonts w:ascii="Comic Sans MS" w:hAnsi="Comic Sans MS" w:cs="Courier New"/>
+      <w:color w:val="9966FF"/>
+      <w:sz w:val="24"/>
+      <w:szCs w:val="20"/>
+      <w:lang w:val="en-US" w:eastAsia="en-IN"/>
+    </w:rPr>
   </w:style>
 </w:styles>
 </file>
@@ -3688,7 +3753,7 @@
 </file>
 
 <file path=customXml/itemProps1.xml><?xml version="1.0" encoding="utf-8"?>
-<ds:datastoreItem xmlns:ds="http://schemas.openxmlformats.org/officeDocument/2006/customXml" ds:itemID="{0F078C5D-FB38-44D1-9E67-40E60E0CA8DF}">
+<ds:datastoreItem xmlns:ds="http://schemas.openxmlformats.org/officeDocument/2006/customXml" ds:itemID="{1DBEF240-914E-4147-B796-944E90CD8006}">
   <ds:schemaRefs>
     <ds:schemaRef ds:uri="http://schemas.openxmlformats.org/officeDocument/2006/bibliography"/>
   </ds:schemaRefs>
